--- a/docs/10-technical-flow-and-code-structure.docx
+++ b/docs/10-technical-flow-and-code-structure.docx
@@ -555,7 +555,16 @@
         <w:rPr>
           <w:rStyle w:val="VerbatimChar"/>
         </w:rPr>
-        <w:t xml:space="preserve">    seed.js             # admin account + config + sample tracks/sponsors</w:t>
+        <w:t xml:space="preserve">    seed.js             # admin account + sample hackathon; runs migrations</w:t>
+      </w:r>
+      <w:r>
+        <w:br/>
+      </w:r>
+      <w:r>
+        <w:rPr>
+          <w:rStyle w:val="VerbatimChar"/>
+        </w:rPr>
+        <w:t xml:space="preserve">    seedData.js         # direct-to-DB demo seeding (used by scripts/, no server needed)</w:t>
       </w:r>
       <w:r>
         <w:br/>
